--- a/Experiment_4/Experiment4.docx
+++ b/Experiment_4/Experiment4.docx
@@ -400,7 +400,6 @@
           <w:szCs w:val="24"/>
         </w:rPr>
       </w:pPr>
-      <w:proofErr w:type="spellStart"/>
       <w:r>
         <w:rPr>
           <w:rFonts w:asciiTheme="majorHAnsi" w:hAnsiTheme="majorHAnsi" w:cstheme="majorHAnsi"/>
@@ -409,7 +408,6 @@
         </w:rPr>
         <w:t>pgAdmin</w:t>
       </w:r>
-      <w:proofErr w:type="spellEnd"/>
     </w:p>
     <w:p>
       <w:pPr>
@@ -475,25 +473,7 @@
           <w:sz w:val="24"/>
           <w:szCs w:val="24"/>
         </w:rPr>
-        <w:t>Implement control structures in PL/SQL (IF-ELSE, ELSE-</w:t>
-      </w:r>
-      <w:proofErr w:type="gramStart"/>
-      <w:r>
-        <w:rPr>
-          <w:rFonts w:asciiTheme="majorHAnsi" w:hAnsiTheme="majorHAnsi" w:cstheme="majorHAnsi"/>
-          <w:sz w:val="24"/>
-          <w:szCs w:val="24"/>
-        </w:rPr>
-        <w:t>IF,ELSE</w:t>
-      </w:r>
-      <w:proofErr w:type="gramEnd"/>
-      <w:r>
-        <w:rPr>
-          <w:rFonts w:asciiTheme="majorHAnsi" w:hAnsiTheme="majorHAnsi" w:cstheme="majorHAnsi"/>
-          <w:sz w:val="24"/>
-          <w:szCs w:val="24"/>
-        </w:rPr>
-        <w:t>-IF LADDER, CASE STATEMENTS in PL-SQL BLOCK)</w:t>
+        <w:t>Implement control structures in PL/SQL (IF-ELSE, ELSE-IF,ELSE-IF LADDER, CASE STATEMENTS in PL-SQL BLOCK)</w:t>
       </w:r>
       <w:r>
         <w:rPr>
@@ -1112,47 +1092,7 @@
           <w:szCs w:val="24"/>
           <w:lang w:val="en-IN"/>
         </w:rPr>
-        <w:t xml:space="preserve">    </w:t>
-      </w:r>
-      <w:proofErr w:type="spellStart"/>
-      <w:r>
-        <w:rPr>
-          <w:rFonts w:asciiTheme="majorHAnsi" w:hAnsiTheme="majorHAnsi" w:cstheme="majorHAnsi"/>
-          <w:sz w:val="24"/>
-          <w:szCs w:val="24"/>
-          <w:lang w:val="en-IN"/>
-        </w:rPr>
-        <w:t>num</w:t>
-      </w:r>
-      <w:proofErr w:type="spellEnd"/>
-      <w:r>
-        <w:rPr>
-          <w:rFonts w:asciiTheme="majorHAnsi" w:hAnsiTheme="majorHAnsi" w:cstheme="majorHAnsi"/>
-          <w:sz w:val="24"/>
-          <w:szCs w:val="24"/>
-          <w:lang w:val="en-IN"/>
-        </w:rPr>
-        <w:t xml:space="preserve"> </w:t>
-      </w:r>
-      <w:proofErr w:type="gramStart"/>
-      <w:r>
-        <w:rPr>
-          <w:rFonts w:asciiTheme="majorHAnsi" w:hAnsiTheme="majorHAnsi" w:cstheme="majorHAnsi"/>
-          <w:sz w:val="24"/>
-          <w:szCs w:val="24"/>
-          <w:lang w:val="en-IN"/>
-        </w:rPr>
-        <w:t>NUMBER :</w:t>
-      </w:r>
-      <w:proofErr w:type="gramEnd"/>
-      <w:r>
-        <w:rPr>
-          <w:rFonts w:asciiTheme="majorHAnsi" w:hAnsiTheme="majorHAnsi" w:cstheme="majorHAnsi"/>
-          <w:sz w:val="24"/>
-          <w:szCs w:val="24"/>
-          <w:lang w:val="en-IN"/>
-        </w:rPr>
-        <w:t xml:space="preserve">= </w:t>
+        <w:t xml:space="preserve">    num NUMBER := </w:t>
       </w:r>
       <w:r>
         <w:rPr>
@@ -1212,27 +1152,7 @@
           <w:szCs w:val="24"/>
           <w:lang w:val="en-IN"/>
         </w:rPr>
-        <w:t xml:space="preserve">    IF </w:t>
-      </w:r>
-      <w:proofErr w:type="spellStart"/>
-      <w:r>
-        <w:rPr>
-          <w:rFonts w:asciiTheme="majorHAnsi" w:hAnsiTheme="majorHAnsi" w:cstheme="majorHAnsi"/>
-          <w:sz w:val="24"/>
-          <w:szCs w:val="24"/>
-          <w:lang w:val="en-IN"/>
-        </w:rPr>
-        <w:t>num</w:t>
-      </w:r>
-      <w:proofErr w:type="spellEnd"/>
-      <w:r>
-        <w:rPr>
-          <w:rFonts w:asciiTheme="majorHAnsi" w:hAnsiTheme="majorHAnsi" w:cstheme="majorHAnsi"/>
-          <w:sz w:val="24"/>
-          <w:szCs w:val="24"/>
-          <w:lang w:val="en-IN"/>
-        </w:rPr>
-        <w:t xml:space="preserve"> &gt; 0 THEN</w:t>
+        <w:t xml:space="preserve">    IF num &gt; 0 THEN</w:t>
       </w:r>
     </w:p>
     <w:p>
@@ -1253,27 +1173,7 @@
           <w:szCs w:val="24"/>
           <w:lang w:val="en-IN"/>
         </w:rPr>
-        <w:t xml:space="preserve">        DBMS_OUTPUT.PUT_</w:t>
-      </w:r>
-      <w:proofErr w:type="gramStart"/>
-      <w:r>
-        <w:rPr>
-          <w:rFonts w:asciiTheme="majorHAnsi" w:hAnsiTheme="majorHAnsi" w:cstheme="majorHAnsi"/>
-          <w:sz w:val="24"/>
-          <w:szCs w:val="24"/>
-          <w:lang w:val="en-IN"/>
-        </w:rPr>
-        <w:t>LINE(</w:t>
-      </w:r>
-      <w:proofErr w:type="gramEnd"/>
-      <w:r>
-        <w:rPr>
-          <w:rFonts w:asciiTheme="majorHAnsi" w:hAnsiTheme="majorHAnsi" w:cstheme="majorHAnsi"/>
-          <w:sz w:val="24"/>
-          <w:szCs w:val="24"/>
-          <w:lang w:val="en-IN"/>
-        </w:rPr>
-        <w:t>'The number is POSITIVE');</w:t>
+        <w:t xml:space="preserve">        DBMS_OUTPUT.PUT_LINE('The number is POSITIVE');</w:t>
       </w:r>
     </w:p>
     <w:p>
@@ -1315,27 +1215,7 @@
           <w:szCs w:val="24"/>
           <w:lang w:val="en-IN"/>
         </w:rPr>
-        <w:t xml:space="preserve">        DBMS_OUTPUT.PUT_</w:t>
-      </w:r>
-      <w:proofErr w:type="gramStart"/>
-      <w:r>
-        <w:rPr>
-          <w:rFonts w:asciiTheme="majorHAnsi" w:hAnsiTheme="majorHAnsi" w:cstheme="majorHAnsi"/>
-          <w:sz w:val="24"/>
-          <w:szCs w:val="24"/>
-          <w:lang w:val="en-IN"/>
-        </w:rPr>
-        <w:t>LINE(</w:t>
-      </w:r>
-      <w:proofErr w:type="gramEnd"/>
-      <w:r>
-        <w:rPr>
-          <w:rFonts w:asciiTheme="majorHAnsi" w:hAnsiTheme="majorHAnsi" w:cstheme="majorHAnsi"/>
-          <w:sz w:val="24"/>
-          <w:szCs w:val="24"/>
-          <w:lang w:val="en-IN"/>
-        </w:rPr>
-        <w:t>'The number is NON-POSITIVE');</w:t>
+        <w:t xml:space="preserve">        DBMS_OUTPUT.PUT_LINE('The number is NON-POSITIVE');</w:t>
       </w:r>
     </w:p>
     <w:p>
@@ -1416,6 +1296,7 @@
       <w:r>
         <w:rPr>
           <w:rFonts w:asciiTheme="majorHAnsi" w:hAnsiTheme="majorHAnsi" w:cstheme="majorHAnsi"/>
+          <w:noProof/>
           <w:sz w:val="24"/>
           <w:szCs w:val="24"/>
         </w:rPr>
@@ -1528,21 +1409,7 @@
         <w:rPr>
           <w:lang w:val="en-IN"/>
         </w:rPr>
-        <w:t xml:space="preserve">    marks </w:t>
-      </w:r>
-      <w:proofErr w:type="gramStart"/>
-      <w:r>
-        <w:rPr>
-          <w:lang w:val="en-IN"/>
-        </w:rPr>
-        <w:t>NUMBER :</w:t>
-      </w:r>
-      <w:proofErr w:type="gramEnd"/>
-      <w:r>
-        <w:rPr>
-          <w:lang w:val="en-IN"/>
-        </w:rPr>
-        <w:t>= &amp;marks;</w:t>
+        <w:t>    marks NUMBER := &amp;marks;</w:t>
       </w:r>
     </w:p>
     <w:p>
@@ -1581,21 +1448,7 @@
         <w:rPr>
           <w:lang w:val="en-IN"/>
         </w:rPr>
-        <w:t>        DBMS_OUTPUT.PUT_</w:t>
-      </w:r>
-      <w:proofErr w:type="gramStart"/>
-      <w:r>
-        <w:rPr>
-          <w:lang w:val="en-IN"/>
-        </w:rPr>
-        <w:t>LINE(</w:t>
-      </w:r>
-      <w:proofErr w:type="gramEnd"/>
-      <w:r>
-        <w:rPr>
-          <w:lang w:val="en-IN"/>
-        </w:rPr>
-        <w:t>'Grade: A');</w:t>
+        <w:t>        DBMS_OUTPUT.PUT_LINE('Grade: A');</w:t>
       </w:r>
     </w:p>
     <w:p>
@@ -1621,21 +1474,7 @@
         <w:rPr>
           <w:lang w:val="en-IN"/>
         </w:rPr>
-        <w:t>        DBMS_OUTPUT.PUT_</w:t>
-      </w:r>
-      <w:proofErr w:type="gramStart"/>
-      <w:r>
-        <w:rPr>
-          <w:lang w:val="en-IN"/>
-        </w:rPr>
-        <w:t>LINE(</w:t>
-      </w:r>
-      <w:proofErr w:type="gramEnd"/>
-      <w:r>
-        <w:rPr>
-          <w:lang w:val="en-IN"/>
-        </w:rPr>
-        <w:t>'Grade: B');</w:t>
+        <w:t>        DBMS_OUTPUT.PUT_LINE('Grade: B');</w:t>
       </w:r>
     </w:p>
     <w:p>
@@ -1661,21 +1500,7 @@
         <w:rPr>
           <w:lang w:val="en-IN"/>
         </w:rPr>
-        <w:t>        DBMS_OUTPUT.PUT_</w:t>
-      </w:r>
-      <w:proofErr w:type="gramStart"/>
-      <w:r>
-        <w:rPr>
-          <w:lang w:val="en-IN"/>
-        </w:rPr>
-        <w:t>LINE(</w:t>
-      </w:r>
-      <w:proofErr w:type="gramEnd"/>
-      <w:r>
-        <w:rPr>
-          <w:lang w:val="en-IN"/>
-        </w:rPr>
-        <w:t>'Grade: C');</w:t>
+        <w:t>        DBMS_OUTPUT.PUT_LINE('Grade: C');</w:t>
       </w:r>
     </w:p>
     <w:p>
@@ -1701,21 +1526,7 @@
         <w:rPr>
           <w:lang w:val="en-IN"/>
         </w:rPr>
-        <w:t>        DBMS_OUTPUT.PUT_</w:t>
-      </w:r>
-      <w:proofErr w:type="gramStart"/>
-      <w:r>
-        <w:rPr>
-          <w:lang w:val="en-IN"/>
-        </w:rPr>
-        <w:t>LINE(</w:t>
-      </w:r>
-      <w:proofErr w:type="gramEnd"/>
-      <w:r>
-        <w:rPr>
-          <w:lang w:val="en-IN"/>
-        </w:rPr>
-        <w:t>'Grade: D');</w:t>
+        <w:t>        DBMS_OUTPUT.PUT_LINE('Grade: D');</w:t>
       </w:r>
     </w:p>
     <w:p>
@@ -1741,21 +1552,7 @@
         <w:rPr>
           <w:lang w:val="en-IN"/>
         </w:rPr>
-        <w:t>        DBMS_OUTPUT.PUT_</w:t>
-      </w:r>
-      <w:proofErr w:type="gramStart"/>
-      <w:r>
-        <w:rPr>
-          <w:lang w:val="en-IN"/>
-        </w:rPr>
-        <w:t>LINE(</w:t>
-      </w:r>
-      <w:proofErr w:type="gramEnd"/>
-      <w:r>
-        <w:rPr>
-          <w:lang w:val="en-IN"/>
-        </w:rPr>
-        <w:t>'Grade: F (Fail)');</w:t>
+        <w:t>        DBMS_OUTPUT.PUT_LINE('Grade: F (Fail)');</w:t>
       </w:r>
     </w:p>
     <w:p>
@@ -1829,6 +1626,7 @@
       </w:pPr>
       <w:r>
         <w:rPr>
+          <w:noProof/>
           <w:lang w:val="en-IN"/>
         </w:rPr>
         <w:drawing>
@@ -1924,21 +1722,7 @@
         <w:rPr>
           <w:lang w:val="en-IN"/>
         </w:rPr>
-        <w:t xml:space="preserve">    marks </w:t>
-      </w:r>
-      <w:proofErr w:type="gramStart"/>
-      <w:r>
-        <w:rPr>
-          <w:lang w:val="en-IN"/>
-        </w:rPr>
-        <w:t>NUMBER :</w:t>
-      </w:r>
-      <w:proofErr w:type="gramEnd"/>
-      <w:r>
-        <w:rPr>
-          <w:lang w:val="en-IN"/>
-        </w:rPr>
-        <w:t>= &amp;marks;</w:t>
+        <w:t xml:space="preserve">    marks NUMBER := &amp;marks;</w:t>
       </w:r>
     </w:p>
     <w:p>
@@ -1978,21 +1762,7 @@
         <w:rPr>
           <w:lang w:val="en-IN"/>
         </w:rPr>
-        <w:t xml:space="preserve">        DBMS_OUTPUT.PUT_</w:t>
-      </w:r>
-      <w:proofErr w:type="gramStart"/>
-      <w:r>
-        <w:rPr>
-          <w:lang w:val="en-IN"/>
-        </w:rPr>
-        <w:t>LINE(</w:t>
-      </w:r>
-      <w:proofErr w:type="gramEnd"/>
-      <w:r>
-        <w:rPr>
-          <w:lang w:val="en-IN"/>
-        </w:rPr>
-        <w:t>'Performance: Excellent');</w:t>
+        <w:t xml:space="preserve">        DBMS_OUTPUT.PUT_LINE('Performance: Excellent');</w:t>
       </w:r>
     </w:p>
     <w:p>
@@ -2018,21 +1788,7 @@
         <w:rPr>
           <w:lang w:val="en-IN"/>
         </w:rPr>
-        <w:t xml:space="preserve">        DBMS_OUTPUT.PUT_</w:t>
-      </w:r>
-      <w:proofErr w:type="gramStart"/>
-      <w:r>
-        <w:rPr>
-          <w:lang w:val="en-IN"/>
-        </w:rPr>
-        <w:t>LINE(</w:t>
-      </w:r>
-      <w:proofErr w:type="gramEnd"/>
-      <w:r>
-        <w:rPr>
-          <w:lang w:val="en-IN"/>
-        </w:rPr>
-        <w:t>'Performance: Very Good');</w:t>
+        <w:t xml:space="preserve">        DBMS_OUTPUT.PUT_LINE('Performance: Very Good');</w:t>
       </w:r>
     </w:p>
     <w:p>
@@ -2058,21 +1814,7 @@
         <w:rPr>
           <w:lang w:val="en-IN"/>
         </w:rPr>
-        <w:t xml:space="preserve">        DBMS_OUTPUT.PUT_</w:t>
-      </w:r>
-      <w:proofErr w:type="gramStart"/>
-      <w:r>
-        <w:rPr>
-          <w:lang w:val="en-IN"/>
-        </w:rPr>
-        <w:t>LINE(</w:t>
-      </w:r>
-      <w:proofErr w:type="gramEnd"/>
-      <w:r>
-        <w:rPr>
-          <w:lang w:val="en-IN"/>
-        </w:rPr>
-        <w:t>'Performance: Good');</w:t>
+        <w:t xml:space="preserve">        DBMS_OUTPUT.PUT_LINE('Performance: Good');</w:t>
       </w:r>
     </w:p>
     <w:p>
@@ -2098,21 +1840,7 @@
         <w:rPr>
           <w:lang w:val="en-IN"/>
         </w:rPr>
-        <w:t xml:space="preserve">        DBMS_OUTPUT.PUT_</w:t>
-      </w:r>
-      <w:proofErr w:type="gramStart"/>
-      <w:r>
-        <w:rPr>
-          <w:lang w:val="en-IN"/>
-        </w:rPr>
-        <w:t>LINE(</w:t>
-      </w:r>
-      <w:proofErr w:type="gramEnd"/>
-      <w:r>
-        <w:rPr>
-          <w:lang w:val="en-IN"/>
-        </w:rPr>
-        <w:t>'Performance: Average');</w:t>
+        <w:t xml:space="preserve">        DBMS_OUTPUT.PUT_LINE('Performance: Average');</w:t>
       </w:r>
     </w:p>
     <w:p>
@@ -2138,21 +1866,7 @@
         <w:rPr>
           <w:lang w:val="en-IN"/>
         </w:rPr>
-        <w:t xml:space="preserve">        DBMS_OUTPUT.PUT_</w:t>
-      </w:r>
-      <w:proofErr w:type="gramStart"/>
-      <w:r>
-        <w:rPr>
-          <w:lang w:val="en-IN"/>
-        </w:rPr>
-        <w:t>LINE(</w:t>
-      </w:r>
-      <w:proofErr w:type="gramEnd"/>
-      <w:r>
-        <w:rPr>
-          <w:lang w:val="en-IN"/>
-        </w:rPr>
-        <w:t>'Performance: Poor');</w:t>
+        <w:t xml:space="preserve">        DBMS_OUTPUT.PUT_LINE('Performance: Poor');</w:t>
       </w:r>
     </w:p>
     <w:p>
@@ -2227,6 +1941,7 @@
       </w:pPr>
       <w:r>
         <w:rPr>
+          <w:noProof/>
           <w:lang w:val="en-IN"/>
         </w:rPr>
         <w:drawing>
@@ -2276,6 +1991,228 @@
           <w:rFonts w:asciiTheme="majorHAnsi" w:hAnsiTheme="majorHAnsi" w:cstheme="majorHAnsi"/>
           <w:b/>
           <w:bCs/>
+          <w:u w:val="single"/>
+        </w:rPr>
+      </w:pPr>
+      <w:r>
+        <w:rPr>
+          <w:rFonts w:asciiTheme="majorHAnsi" w:hAnsiTheme="majorHAnsi" w:cstheme="majorHAnsi"/>
+          <w:b/>
+          <w:bCs/>
+          <w:u w:val="single"/>
+        </w:rPr>
+        <w:t>PROBLEM STATEMENT 4</w:t>
+      </w:r>
+    </w:p>
+    <w:p/>
+    <w:p>
+      <w:r>
+        <w:t>CASE STATEMENT:</w:t>
+      </w:r>
+    </w:p>
+    <w:p>
+      <w:r>
+        <w:t xml:space="preserve">DECLARE </w:t>
+      </w:r>
+    </w:p>
+    <w:p>
+      <w:r>
+        <w:t>NUM1  NUMBER:=10;</w:t>
+      </w:r>
+    </w:p>
+    <w:p>
+      <w:r>
+        <w:t>NUM2 NUMBER :=20;</w:t>
+      </w:r>
+    </w:p>
+    <w:p/>
+    <w:p>
+      <w:r>
+        <w:t>CHOICE NUMBER :=1;</w:t>
+      </w:r>
+    </w:p>
+    <w:p/>
+    <w:p>
+      <w:r>
+        <w:t>RESULT NUMBER;</w:t>
+      </w:r>
+    </w:p>
+    <w:p>
+      <w:r>
+        <w:t>BEGIN</w:t>
+      </w:r>
+    </w:p>
+    <w:p>
+      <w:r>
+        <w:t xml:space="preserve">  RESULT :=  CASE CHOICE </w:t>
+      </w:r>
+    </w:p>
+    <w:p>
+      <w:r>
+        <w:t xml:space="preserve">       WHEN 1 THEN NUM1+NUM2</w:t>
+      </w:r>
+    </w:p>
+    <w:p>
+      <w:r>
+        <w:t xml:space="preserve">       WHEN 2 THEN NUM1*NUM2</w:t>
+      </w:r>
+    </w:p>
+    <w:p>
+      <w:r>
+        <w:t xml:space="preserve">       WHEN 3 THEN NUM2-NUM1</w:t>
+      </w:r>
+    </w:p>
+    <w:p>
+      <w:r>
+        <w:t xml:space="preserve">       WHEN 4 THEN </w:t>
+      </w:r>
+    </w:p>
+    <w:p>
+      <w:r>
+        <w:lastRenderedPageBreak/>
+        <w:t xml:space="preserve">       CASE WHEN NUM1 =0 THEN NULL</w:t>
+      </w:r>
+    </w:p>
+    <w:p>
+      <w:r>
+        <w:t xml:space="preserve">       ELSE NUM2/NUM1 </w:t>
+      </w:r>
+    </w:p>
+    <w:p>
+      <w:r>
+        <w:t xml:space="preserve">       END</w:t>
+      </w:r>
+    </w:p>
+    <w:p>
+      <w:r>
+        <w:t xml:space="preserve">       ELSE NULL</w:t>
+      </w:r>
+    </w:p>
+    <w:p>
+      <w:r>
+        <w:t xml:space="preserve">    </w:t>
+      </w:r>
+    </w:p>
+    <w:p>
+      <w:r>
+        <w:t xml:space="preserve"> END;</w:t>
+      </w:r>
+    </w:p>
+    <w:p/>
+    <w:p>
+      <w:r>
+        <w:t xml:space="preserve">    IF RESULT IS NULL THEN</w:t>
+      </w:r>
+    </w:p>
+    <w:p>
+      <w:r>
+        <w:t xml:space="preserve">    DBMS_OUTPUT.PUT_LINE('WRONG CHOICE OR DIVIDE BY ZERO EXCETION');</w:t>
+      </w:r>
+    </w:p>
+    <w:p>
+      <w:r>
+        <w:t xml:space="preserve">    ELSE </w:t>
+      </w:r>
+    </w:p>
+    <w:p>
+      <w:r>
+        <w:t xml:space="preserve">    DBMS_OUTPUT.PUT_LINE(RESULT);</w:t>
+      </w:r>
+    </w:p>
+    <w:p>
+      <w:r>
+        <w:t xml:space="preserve">    END IF;</w:t>
+      </w:r>
+    </w:p>
+    <w:p>
+      <w:r>
+        <w:t>END ;</w:t>
+      </w:r>
+    </w:p>
+    <w:p>
+      <w:pPr>
+        <w:pStyle w:val="Heading2"/>
+        <w:keepNext w:val="0"/>
+        <w:keepLines w:val="0"/>
+        <w:spacing w:after="80"/>
+        <w:rPr>
+          <w:rFonts w:asciiTheme="majorHAnsi" w:hAnsiTheme="majorHAnsi" w:cstheme="majorHAnsi"/>
+          <w:b/>
+          <w:bCs/>
+          <w:sz w:val="24"/>
+          <w:szCs w:val="24"/>
+        </w:rPr>
+      </w:pPr>
+      <w:r>
+        <w:rPr>
+          <w:rFonts w:asciiTheme="majorHAnsi" w:hAnsiTheme="majorHAnsi" w:cstheme="majorHAnsi"/>
+          <w:b/>
+          <w:bCs/>
+          <w:sz w:val="24"/>
+          <w:szCs w:val="24"/>
+        </w:rPr>
+        <w:drawing>
+          <wp:inline distT="0" distB="0" distL="0" distR="0" wp14:anchorId="46AEFE6A" wp14:editId="5796D383">
+            <wp:extent cx="5943600" cy="2902585"/>
+            <wp:effectExtent l="0" t="0" r="0" b="0"/>
+            <wp:docPr id="734937886" name="Picture 1"/>
+            <wp:cNvGraphicFramePr>
+              <a:graphicFrameLocks xmlns:a="http://schemas.openxmlformats.org/drawingml/2006/main" noChangeAspect="1"/>
+            </wp:cNvGraphicFramePr>
+            <a:graphic xmlns:a="http://schemas.openxmlformats.org/drawingml/2006/main">
+              <a:graphicData uri="http://schemas.openxmlformats.org/drawingml/2006/picture">
+                <pic:pic xmlns:pic="http://schemas.openxmlformats.org/drawingml/2006/picture">
+                  <pic:nvPicPr>
+                    <pic:cNvPr id="734937886" name=""/>
+                    <pic:cNvPicPr/>
+                  </pic:nvPicPr>
+                  <pic:blipFill>
+                    <a:blip r:embed="rId8"/>
+                    <a:stretch>
+                      <a:fillRect/>
+                    </a:stretch>
+                  </pic:blipFill>
+                  <pic:spPr>
+                    <a:xfrm>
+                      <a:off x="0" y="0"/>
+                      <a:ext cx="5943600" cy="2902585"/>
+                    </a:xfrm>
+                    <a:prstGeom prst="rect">
+                      <a:avLst/>
+                    </a:prstGeom>
+                  </pic:spPr>
+                </pic:pic>
+              </a:graphicData>
+            </a:graphic>
+          </wp:inline>
+        </w:drawing>
+      </w:r>
+    </w:p>
+    <w:p>
+      <w:pPr>
+        <w:pStyle w:val="Heading2"/>
+        <w:keepNext w:val="0"/>
+        <w:keepLines w:val="0"/>
+        <w:spacing w:after="80"/>
+        <w:rPr>
+          <w:rFonts w:asciiTheme="majorHAnsi" w:hAnsiTheme="majorHAnsi" w:cstheme="majorHAnsi"/>
+          <w:b/>
+          <w:bCs/>
+          <w:sz w:val="24"/>
+          <w:szCs w:val="24"/>
+        </w:rPr>
+      </w:pPr>
+    </w:p>
+    <w:p>
+      <w:pPr>
+        <w:pStyle w:val="Heading2"/>
+        <w:keepNext w:val="0"/>
+        <w:keepLines w:val="0"/>
+        <w:spacing w:after="80"/>
+        <w:rPr>
+          <w:rFonts w:asciiTheme="majorHAnsi" w:hAnsiTheme="majorHAnsi" w:cstheme="majorHAnsi"/>
+          <w:b/>
+          <w:bCs/>
           <w:sz w:val="24"/>
           <w:szCs w:val="24"/>
         </w:rPr>
@@ -2505,25 +2442,14 @@
           <w:lang w:val="en-IN"/>
         </w:rPr>
       </w:pPr>
-      <w:proofErr w:type="spellStart"/>
-      <w:r>
-        <w:rPr>
-          <w:rFonts w:asciiTheme="majorHAnsi" w:hAnsiTheme="majorHAnsi" w:cstheme="majorHAnsi"/>
-          <w:sz w:val="24"/>
-          <w:szCs w:val="24"/>
-          <w:lang w:val="en-IN"/>
-        </w:rPr>
-        <w:t>Analyze</w:t>
-      </w:r>
-      <w:proofErr w:type="spellEnd"/>
-      <w:r>
-        <w:rPr>
-          <w:rFonts w:asciiTheme="majorHAnsi" w:hAnsiTheme="majorHAnsi" w:cstheme="majorHAnsi"/>
-          <w:sz w:val="24"/>
-          <w:szCs w:val="24"/>
-          <w:lang w:val="en-IN"/>
-        </w:rPr>
-        <w:t xml:space="preserve"> and classify data based on given conditions.</w:t>
+      <w:r>
+        <w:rPr>
+          <w:rFonts w:asciiTheme="majorHAnsi" w:hAnsiTheme="majorHAnsi" w:cstheme="majorHAnsi"/>
+          <w:sz w:val="24"/>
+          <w:szCs w:val="24"/>
+          <w:lang w:val="en-IN"/>
+        </w:rPr>
+        <w:t>Analyze and classify data based on given conditions.</w:t>
       </w:r>
     </w:p>
     <w:p>
@@ -5711,6 +5637,7 @@
   <w:style w:type="character" w:default="1" w:styleId="DefaultParagraphFont">
     <w:name w:val="Default Paragraph Font"/>
     <w:uiPriority w:val="1"/>
+    <w:semiHidden/>
     <w:unhideWhenUsed/>
   </w:style>
   <w:style w:type="table" w:default="1" w:styleId="TableNormal">
